--- a/Tutorial_Membaca_Output_m2_findings_dan_soiling_srr.docx
+++ b/Tutorial_Membaca_Output_m2_findings_dan_soiling_srr.docx
@@ -15560,7 +15560,7 @@
           <w:sz w:val="22"/>
           <w:szCs w:val="22"/>
         </w:rPr>
-        <w:t xml:space="preserve">Silang-cek antar detektor: proxy-down M2e + open_circuit = string putus (prioritas 1); mppt_ratio + uplift historis cleaning = kemungkinan kotor; ground_fault = prosedur keselamatan.</w:t>
+        <w:t>Silang-cek antar detektor: proxy-down M2e + open_circuit = string putus (prioritas 1); mppt_ratio + loss historis cleaning = kemungkinan kotor; ground_fault = prosedur keselamatan.</w:t>
       </w:r>
     </w:p>
     <w:p>
@@ -19387,14 +19387,14 @@
           <w:sz w:val="19"/>
           <w:szCs w:val="19"/>
         </w:rPr>
-        <w:t xml:space="preserve">uplift_pct</w:t>
+        <w:t>sr_gain_pp</w:t>
       </w:r>
       <w:r>
         <w:rPr>
           <w:sz w:val="22"/>
           <w:szCs w:val="22"/>
         </w:rPr>
-        <w:t xml:space="preserve"> = selisihnya ×100; </w:t>
+        <w:t xml:space="preserve"> = selisihnya ×100 dalam POIN PERSEN (bukan perubahan relatif); </w:t>
       </w:r>
       <w:r>
         <w:rPr>
@@ -19409,7 +19409,7 @@
           <w:sz w:val="22"/>
           <w:szCs w:val="22"/>
         </w:rPr>
-        <w:t xml:space="preserve"> = uplift × avg_daily_kwh; </w:t>
+        <w:t xml:space="preserve"> = sr_gain × avg_daily_kwh; </w:t>
       </w:r>
       <w:r>
         <w:rPr>
@@ -19492,7 +19492,7 @@
                 <w:sz w:val="21"/>
                 <w:szCs w:val="21"/>
               </w:rPr>
-              <w:t xml:space="preserve">Contoh nyata WB01-02: baris 2025-02-14 uplift −62,7% lalu 2025-02-21 +60,7%. Itu BUKAN fisik (panel tidak mungkin mengotor 62% dalam seminggu) — itu artefak segmentasi pada interval pendek/invalid saat PR sangat berisik. Aturan praktis: hanya percaya baris yang kedua intervalnya (sebelum &amp; sesudah) valid=TRUE di CleaningEvents, dan abaikan uplift yang |nilainya| tidak masuk akal (&gt; ±15–20%). Gunakan median uplift antar event yang wajar, bukan penjumlahan mentah.</w:t>
+              <w:t>Contoh nyata WB01-02: baris 2025-02-14 sr_gain_pp −62,7 lalu 2025-02-21 +60,7. Itu BUKAN fisik (panel tidak mungkin mengotor 62 poin persen dalam seminggu) — itu artefak segmentasi pada interval pendek/invalid saat PR sangat berisik. Aturan praktis: hanya percaya baris yang kedua intervalnya (sebelum &amp; sesudah) valid=TRUE di CleaningEvents, dan abaikan sr_gain_pp yang |nilainya| tidak masuk akal (&gt; ±15–20 poin persen). Gunakan median sr_gain_pp antar event yang wajar, bukan penjumlahan mentah.</w:t>
             </w:r>
           </w:p>
         </w:tc>
@@ -20675,7 +20675,7 @@
                 <w:sz w:val="19"/>
                 <w:szCs w:val="19"/>
               </w:rPr>
-              <w:t xml:space="preserve">uplift_pct</w:t>
+              <w:t>soiling_loss_pct</w:t>
             </w:r>
           </w:p>
         </w:tc>
@@ -20723,7 +20723,7 @@
                 <w:sz w:val="19"/>
                 <w:szCs w:val="19"/>
               </w:rPr>
-              <w:t xml:space="preserve">Contoh teratas: WB01-INV24 PV18 uplift 20,5% (cleaning 15 Jan 2026) → string itu kehilangan ±20% output karena kotor. Uplift ~0 = cleaning tidak berpengaruh → curigai masalah non-soiling (silang-cek mppt_ratio/open_circuit). Uplift negatif kecil = noise cuaca.</w:t>
+              <w:t>Contoh teratas: WB01-INV24 PV18 soiling_loss_pct 20,5% (cleaning 15 Jan 2026) → string itu kehilangan ±20% output karena kotor. Loss ~0 = cleaning tidak berpengaruh → curigai masalah non-soiling (silang-cek mppt_ratio/open_circuit). Loss negatif kecil = noise cuaca.</w:t>
             </w:r>
           </w:p>
         </w:tc>
@@ -20751,7 +20751,7 @@
                 <w:sz w:val="19"/>
                 <w:szCs w:val="19"/>
               </w:rPr>
-              <w:t xml:space="preserve">rank_uplift</w:t>
+              <w:t>rank_soiling_loss</w:t>
             </w:r>
           </w:p>
         </w:tc>
@@ -20776,7 +20776,7 @@
                 <w:sz w:val="19"/>
                 <w:szCs w:val="19"/>
               </w:rPr>
-              <w:t xml:space="preserve">1 = uplift terbesar.</w:t>
+              <w:t>1 = loss terbesar.</w:t>
             </w:r>
           </w:p>
         </w:tc>
@@ -22060,7 +22060,7 @@
                 <w:sz w:val="19"/>
                 <w:szCs w:val="19"/>
               </w:rPr>
-              <w:t xml:space="preserve">hist_uplift_pct</w:t>
+              <w:t>hist_soiling_loss_pct</w:t>
             </w:r>
           </w:p>
         </w:tc>
@@ -22085,7 +22085,7 @@
                 <w:sz w:val="19"/>
                 <w:szCs w:val="19"/>
               </w:rPr>
-              <w:t xml:space="preserve">Rata-rata uplift historis string ini saat pernah dibersihkan (dari 5.9).</w:t>
+              <w:t>Rata-rata soiling_loss_pct historis string ini saat pernah dibersihkan (dari 5.9).</w:t>
             </w:r>
           </w:p>
         </w:tc>
@@ -22152,7 +22152,22 @@
                 <w:sz w:val="19"/>
                 <w:szCs w:val="19"/>
               </w:rPr>
-              <w:t xml:space="preserve">rank</w:t>
+              <w:t>status</w:t>
+            </w:r>
+            <w:r>
+              <w:rPr>
+                <w:sz w:val="19"/>
+                <w:szCs w:val="19"/>
+              </w:rPr>
+              <w:t xml:space="preserve"> / </w:t>
+            </w:r>
+            <w:r>
+              <w:rPr>
+                <w:rFonts w:ascii="Consolas" w:cs="Consolas" w:eastAsia="Consolas" w:hAnsi="Consolas"/>
+                <w:sz w:val="19"/>
+                <w:szCs w:val="19"/>
+              </w:rPr>
+              <w:t>rank</w:t>
             </w:r>
           </w:p>
         </w:tc>
@@ -22176,7 +22191,7 @@
                 <w:sz w:val="19"/>
                 <w:szCs w:val="19"/>
               </w:rPr>
-              <w:t xml:space="preserve">Skor gabungan; rank 1 = prioritas tertinggi.</w:t>
+              <w:t>Skor gabungan; status = NORMAL / DEAD_OR_OFFLINE; rank 1 = prioritas tertinggi.</w:t>
             </w:r>
           </w:p>
         </w:tc>
@@ -22200,7 +22215,7 @@
                 <w:sz w:val="19"/>
                 <w:szCs w:val="19"/>
               </w:rPr>
-              <w:t xml:space="preserve">—</w:t>
+              <w:t>String DEAD_OR_OFFLINE otomatis dikeluarkan dari ranking (kolom rank kosong) — lihat kotak di bawah.</w:t>
             </w:r>
           </w:p>
         </w:tc>
@@ -22244,7 +22259,7 @@
                 <w:sz w:val="21"/>
                 <w:szCs w:val="21"/>
               </w:rPr>
-              <w:t xml:space="preserve">Wajib saring dulu sebelum dikirim ke tim cleaning</w:t>
+              <w:t>String mati kini disaring otomatis (sejak run 2026-07-29)</w:t>
             </w:r>
           </w:p>
           <w:p>
@@ -22256,7 +22271,7 @@
                 <w:sz w:val="21"/>
                 <w:szCs w:val="21"/>
               </w:rPr>
-              <w:t xml:space="preserve">Baris teratas file grup WB01-02 adalah WB02-INV15 PV24/25/26 dengan pr_recent = 0 → deficit 100% → score ±108. String dengan pr_recent = 0 selama 30 hari kemungkinan besar MATI TOTAL (open circuit / breaker) — cleaning tidak akan menolong. Silang-cek dulu ke m2_findings (M2e AllStrings &amp; open_circuit): bila string itu memang down, keluarkan dari daftar cleaning dan masukkan ke daftar perbaikan. Kandidat cleaning yang sehat adalah yang pr_recent &gt; 0 tapi defisit 10–30% dan (idealnya) punya hist_uplift_pct positif.</w:t>
+              <w:t>Dulu baris teratas file grup WB01-02 adalah WB02-INV15 PV24/25/26 dengan pr_recent = 0 → deficit 100% → score ±108; pada run 16 Juli 2026 SELURUH 20 besar di kedua file grup adalah string mati (400 dari 1.300 string di WB01-02, 461 dari 4.031 di WB03-10). Sejak 2026-07-29 string dengan pr_recent &lt; 10% median inverter ditandai status = DEAD_OR_OFFLINE dan dikeluarkan dari ranking (kolom rank kosong), sehingga rank 1 sekarang benar-benar string kotor. Yang tetap perlu Anda lakukan: string DEAD_OR_OFFLINE itu kandidat PERBAIKAN — teruskan ke m2_findings (M2e AllStrings &amp; open_circuit), jangan sekadar dibuang. Ambang 10% sengaja longgar, jadi string yang sekarat tapi belum mati (mis. 15–20% median inverter) TETAP masuk ranking dan masih perlu silang-cek. Kandidat cleaning yang sehat: pr_recent &gt; 0, defisit 10–30%, idealnya hist_soiling_loss_pct positif. Workbook yang dibuat SEBELUM 2026-07-29 belum punya kolom status — untuk file lama, saring manual seperti prosedur dulu.</w:t>
             </w:r>
           </w:p>
         </w:tc>
@@ -22793,7 +22808,7 @@
           <w:sz w:val="22"/>
           <w:szCs w:val="22"/>
         </w:rPr>
-        <w:t xml:space="preserve">Setelah kampanye: pastikan checklist diisi, lalu pada run berikutnya evaluasi hasilnya di DirectCleaningImpact/PerString (uplift nyata?) dan CleaningEvents (likely_cause=manual).</w:t>
+        <w:t>Setelah kampanye: pastikan checklist diisi, lalu pada run berikutnya evaluasi hasilnya di DirectCleaningImpact/PerString (soiling_loss_pct nyata?) dan CleaningEvents (likely_cause=manual).</w:t>
       </w:r>
     </w:p>
     <w:p>
@@ -24121,7 +24136,7 @@
                 <w:sz w:val="19"/>
                 <w:szCs w:val="19"/>
               </w:rPr>
-              <w:t xml:space="preserve">CleaningImpact memuat uplift ±60%.</w:t>
+              <w:t>CleaningImpact memuat sr_gain_pp ±60 poin persen.</w:t>
             </w:r>
           </w:p>
         </w:tc>
@@ -24223,7 +24238,7 @@
                 <w:sz w:val="19"/>
                 <w:szCs w:val="19"/>
               </w:rPr>
-              <w:t xml:space="preserve">String rank 1 di CleaningRecommendation ternyata mati total.</w:t>
+              <w:t>String rank 1 di CleaningRecommendation ternyata mati total.</w:t>
             </w:r>
           </w:p>
         </w:tc>
@@ -24247,7 +24262,7 @@
                 <w:sz w:val="19"/>
                 <w:szCs w:val="19"/>
               </w:rPr>
-              <w:t xml:space="preserve">pr_recent=0 → deficit 100% → skor melambung. Selalu saring string mati (silang-cek m2_findings) sebelum daftar dikirim — itu kandidat PERBAIKAN, bukan cleaning.</w:t>
+              <w:t>Gejala workbook LAMA (sebelum 2026-07-29): pr_recent=0 → deficit 100% → skor melambung. Pada workbook baru string seperti itu bernilai status=DEAD_OR_OFFLINE dengan rank kosong, jadi tidak lagi muncul di puncak. Untuk file lama, saring manual (silang-cek m2_findings) sebelum daftar dikirim — itu kandidat PERBAIKAN, bukan cleaning.</w:t>
             </w:r>
           </w:p>
         </w:tc>
